--- a/docs/Notes_on_Flow_Matching_and_Diffusion_Models.docx
+++ b/docs/Notes_on_Flow_Matching_and_Diffusion_Models.docx
@@ -6227,6 +6227,389 @@
       <w:pPr>
         <w:rPr>
           <w:rFonts w:eastAsiaTheme="minorEastAsia"/>
+        </w:rPr>
+      </w:pPr>
+      <w:r>
+        <w:rPr>
+          <w:rFonts w:eastAsiaTheme="minorEastAsia"/>
+        </w:rPr>
+        <w:t xml:space="preserve">We can now construct a generative model via an ODE. Our goal is to convert a simple distribution </w:t>
+      </w:r>
+      <m:oMath>
+        <m:sSub>
+          <m:sSubPr>
+            <m:ctrlPr>
+              <w:rPr>
+                <w:rFonts w:ascii="Cambria Math" w:eastAsiaTheme="minorEastAsia" w:hAnsi="Cambria Math"/>
+                <w:i/>
+              </w:rPr>
+            </m:ctrlPr>
+          </m:sSubPr>
+          <m:e>
+            <m:r>
+              <w:rPr>
+                <w:rFonts w:ascii="Cambria Math" w:eastAsiaTheme="minorEastAsia" w:hAnsi="Cambria Math"/>
+              </w:rPr>
+              <m:t>p</m:t>
+            </m:r>
+          </m:e>
+          <m:sub>
+            <m:r>
+              <w:rPr>
+                <w:rFonts w:ascii="Cambria Math" w:eastAsiaTheme="minorEastAsia" w:hAnsi="Cambria Math"/>
+              </w:rPr>
+              <m:t>init</m:t>
+            </m:r>
+          </m:sub>
+        </m:sSub>
+      </m:oMath>
+      <w:r>
+        <w:rPr>
+          <w:rFonts w:eastAsiaTheme="minorEastAsia"/>
+        </w:rPr>
+        <w:t xml:space="preserve"> int</w:t>
+      </w:r>
+      <w:r>
+        <w:rPr>
+          <w:rFonts w:eastAsiaTheme="minorEastAsia"/>
+        </w:rPr>
+        <w:t>o a comple</w:t>
+      </w:r>
+      <w:r>
+        <w:rPr>
+          <w:rFonts w:eastAsiaTheme="minorEastAsia"/>
+        </w:rPr>
+        <w:t xml:space="preserve">x distribution </w:t>
+      </w:r>
+      <m:oMath>
+        <m:sSub>
+          <m:sSubPr>
+            <m:ctrlPr>
+              <w:rPr>
+                <w:rFonts w:ascii="Cambria Math" w:eastAsiaTheme="minorEastAsia" w:hAnsi="Cambria Math"/>
+                <w:i/>
+              </w:rPr>
+            </m:ctrlPr>
+          </m:sSubPr>
+          <m:e>
+            <m:r>
+              <w:rPr>
+                <w:rFonts w:ascii="Cambria Math" w:eastAsiaTheme="minorEastAsia" w:hAnsi="Cambria Math"/>
+              </w:rPr>
+              <m:t>p</m:t>
+            </m:r>
+          </m:e>
+          <m:sub>
+            <m:r>
+              <w:rPr>
+                <w:rFonts w:ascii="Cambria Math" w:eastAsiaTheme="minorEastAsia" w:hAnsi="Cambria Math"/>
+              </w:rPr>
+              <m:t>data</m:t>
+            </m:r>
+          </m:sub>
+        </m:sSub>
+      </m:oMath>
+      <w:r>
+        <w:rPr>
+          <w:rFonts w:eastAsiaTheme="minorEastAsia"/>
+        </w:rPr>
+        <w:t>.</w:t>
+      </w:r>
+      <w:r>
+        <w:rPr>
+          <w:rFonts w:eastAsiaTheme="minorEastAsia"/>
+        </w:rPr>
+        <w:t xml:space="preserve"> </w:t>
+      </w:r>
+      <w:r>
+        <w:rPr>
+          <w:rFonts w:eastAsiaTheme="minorEastAsia"/>
+        </w:rPr>
+        <w:t xml:space="preserve">An ODE formulation is natural choice for such transformation. A </w:t>
+      </w:r>
+      <w:r>
+        <w:rPr>
+          <w:rFonts w:eastAsiaTheme="minorEastAsia"/>
+          <w:i/>
+          <w:iCs/>
+        </w:rPr>
+        <w:t>flow model</w:t>
+      </w:r>
+      <w:r>
+        <w:rPr>
+          <w:rFonts w:eastAsiaTheme="minorEastAsia"/>
+        </w:rPr>
+        <w:t xml:space="preserve"> is described by the ODE</w:t>
+      </w:r>
+    </w:p>
+    <w:p>
+      <w:pPr>
+        <w:rPr>
+          <w:rFonts w:eastAsiaTheme="minorEastAsia"/>
+        </w:rPr>
+      </w:pPr>
+    </w:p>
+    <w:p>
+      <w:pPr>
+        <w:rPr>
+          <w:rFonts w:eastAsiaTheme="minorEastAsia"/>
+        </w:rPr>
+      </w:pPr>
+      <m:oMath>
+        <m:sSub>
+          <m:sSubPr>
+            <m:ctrlPr>
+              <w:rPr>
+                <w:rFonts w:ascii="Cambria Math" w:eastAsiaTheme="minorEastAsia" w:hAnsi="Cambria Math"/>
+                <w:i/>
+              </w:rPr>
+            </m:ctrlPr>
+          </m:sSubPr>
+          <m:e>
+            <m:r>
+              <m:rPr>
+                <m:scr m:val="script"/>
+              </m:rPr>
+              <w:rPr>
+                <w:rFonts w:ascii="Cambria Math" w:eastAsiaTheme="minorEastAsia" w:hAnsi="Cambria Math"/>
+              </w:rPr>
+              <m:t>X</m:t>
+            </m:r>
+          </m:e>
+          <m:sub>
+            <m:r>
+              <w:rPr>
+                <w:rFonts w:ascii="Cambria Math" w:eastAsiaTheme="minorEastAsia" w:hAnsi="Cambria Math"/>
+              </w:rPr>
+              <m:t>0</m:t>
+            </m:r>
+          </m:sub>
+        </m:sSub>
+        <m:r>
+          <w:rPr>
+            <w:rFonts w:ascii="Cambria Math" w:eastAsiaTheme="minorEastAsia" w:hAnsi="Cambria Math"/>
+          </w:rPr>
+          <m:t xml:space="preserve"> ~</m:t>
+        </m:r>
+        <m:sSub>
+          <m:sSubPr>
+            <m:ctrlPr>
+              <w:rPr>
+                <w:rFonts w:ascii="Cambria Math" w:eastAsiaTheme="minorEastAsia" w:hAnsi="Cambria Math"/>
+                <w:i/>
+              </w:rPr>
+            </m:ctrlPr>
+          </m:sSubPr>
+          <m:e>
+            <m:r>
+              <w:rPr>
+                <w:rFonts w:ascii="Cambria Math" w:eastAsiaTheme="minorEastAsia" w:hAnsi="Cambria Math"/>
+              </w:rPr>
+              <m:t xml:space="preserve"> p</m:t>
+            </m:r>
+          </m:e>
+          <m:sub>
+            <m:r>
+              <w:rPr>
+                <w:rFonts w:ascii="Cambria Math" w:eastAsiaTheme="minorEastAsia" w:hAnsi="Cambria Math"/>
+              </w:rPr>
+              <m:t>init</m:t>
+            </m:r>
+          </m:sub>
+        </m:sSub>
+      </m:oMath>
+      <w:r>
+        <w:rPr>
+          <w:rFonts w:eastAsiaTheme="minorEastAsia"/>
+        </w:rPr>
+        <w:t xml:space="preserve">   - random initialization</w:t>
+      </w:r>
+    </w:p>
+    <w:p>
+      <w:pPr>
+        <w:rPr>
+          <w:rFonts w:eastAsiaTheme="minorEastAsia"/>
+        </w:rPr>
+      </w:pPr>
+    </w:p>
+    <w:p>
+      <w:pPr>
+        <w:rPr>
+          <w:rFonts w:eastAsiaTheme="minorEastAsia"/>
+        </w:rPr>
+      </w:pPr>
+      <m:oMath>
+        <m:f>
+          <m:fPr>
+            <m:ctrlPr>
+              <w:rPr>
+                <w:rFonts w:ascii="Cambria Math" w:eastAsiaTheme="minorEastAsia" w:hAnsi="Cambria Math"/>
+                <w:i/>
+              </w:rPr>
+            </m:ctrlPr>
+          </m:fPr>
+          <m:num>
+            <m:r>
+              <w:rPr>
+                <w:rFonts w:ascii="Cambria Math" w:eastAsiaTheme="minorEastAsia" w:hAnsi="Cambria Math"/>
+              </w:rPr>
+              <m:t>d</m:t>
+            </m:r>
+          </m:num>
+          <m:den>
+            <m:r>
+              <w:rPr>
+                <w:rFonts w:ascii="Cambria Math" w:eastAsiaTheme="minorEastAsia" w:hAnsi="Cambria Math"/>
+              </w:rPr>
+              <m:t>dt</m:t>
+            </m:r>
+          </m:den>
+        </m:f>
+        <m:sSub>
+          <m:sSubPr>
+            <m:ctrlPr>
+              <w:rPr>
+                <w:rFonts w:ascii="Cambria Math" w:eastAsiaTheme="minorEastAsia" w:hAnsi="Cambria Math"/>
+                <w:i/>
+              </w:rPr>
+            </m:ctrlPr>
+          </m:sSubPr>
+          <m:e>
+            <m:r>
+              <m:rPr>
+                <m:scr m:val="script"/>
+              </m:rPr>
+              <w:rPr>
+                <w:rFonts w:ascii="Cambria Math" w:eastAsiaTheme="minorEastAsia" w:hAnsi="Cambria Math"/>
+              </w:rPr>
+              <m:t>X</m:t>
+            </m:r>
+          </m:e>
+          <m:sub>
+            <m:r>
+              <w:rPr>
+                <w:rFonts w:ascii="Cambria Math" w:eastAsiaTheme="minorEastAsia" w:hAnsi="Cambria Math"/>
+              </w:rPr>
+              <m:t>t</m:t>
+            </m:r>
+          </m:sub>
+        </m:sSub>
+        <m:r>
+          <w:rPr>
+            <w:rFonts w:ascii="Cambria Math" w:eastAsiaTheme="minorEastAsia" w:hAnsi="Cambria Math"/>
+          </w:rPr>
+          <m:t>=</m:t>
+        </m:r>
+        <m:sSubSup>
+          <m:sSubSupPr>
+            <m:ctrlPr>
+              <w:rPr>
+                <w:rFonts w:ascii="Cambria Math" w:eastAsiaTheme="minorEastAsia" w:hAnsi="Cambria Math"/>
+                <w:i/>
+              </w:rPr>
+            </m:ctrlPr>
+          </m:sSubSupPr>
+          <m:e>
+            <m:r>
+              <w:rPr>
+                <w:rFonts w:ascii="Cambria Math" w:eastAsiaTheme="minorEastAsia" w:hAnsi="Cambria Math"/>
+              </w:rPr>
+              <m:t>u</m:t>
+            </m:r>
+          </m:e>
+          <m:sub>
+            <m:r>
+              <w:rPr>
+                <w:rFonts w:ascii="Cambria Math" w:eastAsiaTheme="minorEastAsia" w:hAnsi="Cambria Math"/>
+              </w:rPr>
+              <m:t>t</m:t>
+            </m:r>
+          </m:sub>
+          <m:sup>
+            <m:r>
+              <w:rPr>
+                <w:rFonts w:ascii="Cambria Math" w:eastAsiaTheme="minorEastAsia" w:hAnsi="Cambria Math"/>
+              </w:rPr>
+              <m:t>θ</m:t>
+            </m:r>
+          </m:sup>
+        </m:sSubSup>
+        <m:d>
+          <m:dPr>
+            <m:ctrlPr>
+              <w:rPr>
+                <w:rFonts w:ascii="Cambria Math" w:eastAsiaTheme="minorEastAsia" w:hAnsi="Cambria Math"/>
+                <w:i/>
+              </w:rPr>
+            </m:ctrlPr>
+          </m:dPr>
+          <m:e>
+            <m:sSub>
+              <m:sSubPr>
+                <m:ctrlPr>
+                  <w:rPr>
+                    <w:rFonts w:ascii="Cambria Math" w:eastAsiaTheme="minorEastAsia" w:hAnsi="Cambria Math"/>
+                    <w:i/>
+                  </w:rPr>
+                </m:ctrlPr>
+              </m:sSubPr>
+              <m:e>
+                <m:r>
+                  <m:rPr>
+                    <m:scr m:val="script"/>
+                  </m:rPr>
+                  <w:rPr>
+                    <w:rFonts w:ascii="Cambria Math" w:eastAsiaTheme="minorEastAsia" w:hAnsi="Cambria Math"/>
+                  </w:rPr>
+                  <m:t>X</m:t>
+                </m:r>
+              </m:e>
+              <m:sub>
+                <m:r>
+                  <w:rPr>
+                    <w:rFonts w:ascii="Cambria Math" w:eastAsiaTheme="minorEastAsia" w:hAnsi="Cambria Math"/>
+                  </w:rPr>
+                  <m:t>t</m:t>
+                </m:r>
+              </m:sub>
+            </m:sSub>
+          </m:e>
+        </m:d>
+      </m:oMath>
+      <w:r>
+        <w:rPr>
+          <w:rFonts w:eastAsiaTheme="minorEastAsia"/>
+        </w:rPr>
+        <w:t xml:space="preserve">  - ODE</w:t>
+      </w:r>
+    </w:p>
+    <w:p>
+      <w:pPr>
+        <w:rPr>
+          <w:rFonts w:eastAsiaTheme="minorEastAsia"/>
+        </w:rPr>
+      </w:pPr>
+    </w:p>
+    <w:p>
+      <w:pPr>
+        <w:rPr>
+          <w:rFonts w:eastAsiaTheme="minorEastAsia"/>
+        </w:rPr>
+      </w:pPr>
+    </w:p>
+    <w:p>
+      <w:pPr>
+        <w:rPr>
+          <w:rFonts w:eastAsiaTheme="minorEastAsia"/>
+        </w:rPr>
+      </w:pPr>
+    </w:p>
+    <w:p>
+      <w:pPr>
+        <w:rPr>
+          <w:rFonts w:eastAsiaTheme="minorEastAsia"/>
+          <w:b/>
+          <w:bCs/>
         </w:rPr>
       </w:pPr>
     </w:p>
